--- a/companies/dev-mini/Firm/Firm Overview 2021 v3.docx
+++ b/companies/dev-mini/Firm/Firm Overview 2021 v3.docx
@@ -7,20 +7,22 @@
         <w:pStyle w:val="Heading1"/>
       </w:pPr>
       <w:r>
-        <w:t>Pinebrook Advisory Group: Firm Overview</w:t>
+        <w:t>Firm Overview</w:t>
       </w:r>
     </w:p>
     <w:p>
       <w:r>
-        <w:t>Pinebrook Advisory Group is a management consultancy for mid-market operating companies. We are five people. That is deliberate. Clients get the people they met, not a leverage pyramid, and every engagement is signed and overseen by the Managing Partner.</w:t>
+        <w:t>Pinebrook Advisory Group is a management consultancy serving mid-market operating companies. We take on a handful of engagements each year, and we staff every one with senior people from the first meeting to the last. If your company needs a hard look at its operations, its pricing, or an acquisition it has just closed, we can help.</w:t>
       </w:r>
     </w:p>
     <w:p>
-      <w:pPr>
-        <w:pStyle w:val="Heading2"/>
-      </w:pPr>
       <w:r>
-        <w:t>What we do</w:t>
+        <w:t>We are small by design. A lean firm keeps our attention on your problem instead of our overhead, and it means the people who sell the work are the people who do the work. You will not meet a partner at the proposal and a stranger at the kickoff.</w:t>
+      </w:r>
+    </w:p>
+    <w:p>
+      <w:r>
+        <w:t>Our work falls into three practice areas:</w:t>
       </w:r>
     </w:p>
     <w:p>
@@ -28,7 +30,7 @@
         <w:pStyle w:val="ListBullet"/>
       </w:pPr>
       <w:r>
-        <w:t>Operational reviews: find the cost and throughput problems worth fixing, size them, and leave a plan the client's own team can execute.</w:t>
+        <w:t>Operational reviews. We walk the floor, map the work, and tell you plainly where time and money are leaking out of the business.</w:t>
       </w:r>
     </w:p>
     <w:p>
@@ -36,7 +38,7 @@
         <w:pStyle w:val="ListBullet"/>
       </w:pPr>
       <w:r>
-        <w:t>Pricing studies: transaction-level analysis of where price leaks and which segments will bear a structured increase.</w:t>
+        <w:t>Pricing studies. We test what your customers pay against what your products cost, and we recommend prices you can defend in the market.</w:t>
       </w:r>
     </w:p>
     <w:p>
@@ -44,33 +46,46 @@
         <w:pStyle w:val="ListBullet"/>
       </w:pPr>
       <w:r>
-        <w:t>Post-acquisition integration support: the unglamorous first hundred days, done in the right order.</w:t>
-      </w:r>
-    </w:p>
-    <w:p>
-      <w:pPr>
-        <w:pStyle w:val="Heading2"/>
-      </w:pPr>
-      <w:r>
-        <w:t>How we work</w:t>
+        <w:t>Post-acquisition integration support. We help management teams combine two companies without losing the customers, or the people, who made the deal worth doing.</w:t>
       </w:r>
     </w:p>
     <w:p>
       <w:r>
-        <w:t>We work from the client's own data and we write short. Findings come with numbers attached, recommendations come with owners and sequence, and nothing arrives as a hundred-page deck. Fees are fixed and agreed in the engagement letter; scope changes are agreed in writing before the work is done, not after.</w:t>
-      </w:r>
-    </w:p>
-    <w:p>
-      <w:pPr>
-        <w:pStyle w:val="Heading2"/>
-      </w:pPr>
-      <w:r>
-        <w:t>Representative work</w:t>
+        <w:t>Our clients tend to come back, and most new work reaches us by referral. We are pleased to count Weaver-Reeves among the companies we have served, and we are glad to provide client references on request.</w:t>
       </w:r>
     </w:p>
     <w:p>
       <w:r>
-        <w:t>Recent engagements include an operational review for Weaver-Reeves covering production flow, purchasing, and order-to-cash administration, along with pricing and integration work for operating companies of similar size. References are available on request.</w:t>
+        <w:t>One more thing you should know about how we operate. Every page that leaves this firm carries the signature of our Managing Partner, Chad Miller. That is not ceremony. It means one person answers to you for the quality of the work, and you know his name.</w:t>
+      </w:r>
+    </w:p>
+    <w:p>
+      <w:r>
+        <w:t>If any of this sounds like a fit, write or call. We will put a partner on the phone, not a brochure in the mail.</w:t>
+      </w:r>
+    </w:p>
+    <w:p/>
+    <w:p>
+      <w:r>
+        <w:t>_____________________________</w:t>
+      </w:r>
+    </w:p>
+    <w:p>
+      <w:r>
+        <w:rPr>
+          <w:b/>
+        </w:rPr>
+        <w:t>Chad Miller</w:t>
+      </w:r>
+    </w:p>
+    <w:p>
+      <w:r>
+        <w:t>Managing Partner</w:t>
+      </w:r>
+    </w:p>
+    <w:p>
+      <w:r>
+        <w:t>Date: July 1, 2021</w:t>
       </w:r>
     </w:p>
     <w:sectPr>

--- a/companies/dev-mini/Firm/Firm Overview 2021 v3.docx
+++ b/companies/dev-mini/Firm/Firm Overview 2021 v3.docx
@@ -7,61 +7,43 @@
         <w:pStyle w:val="Heading1"/>
       </w:pPr>
       <w:r>
-        <w:t>Firm Overview</w:t>
+        <w:t>Pinebrook Advisory Group LLC</w:t>
       </w:r>
     </w:p>
     <w:p>
       <w:r>
-        <w:t>Pinebrook Advisory Group is a management consultancy serving mid-market operating companies. We take on a handful of engagements each year, and we staff every one with senior people from the first meeting to the last. If your company needs a hard look at its operations, its pricing, or an acquisition it has just closed, we can help.</w:t>
+        <w:t>Pinebrook Advisory Group is a small management consulting firm. We work with mid-market operating companies, the kind of business that has outgrown running on instinct but is too lean to keep in-house strategists on staff. There are five of us. We take on a handful of engagements a year, and each gets the whole firm's attention, because that is the only way an outfit this size earns what it charges. I am Daniel Jones, the Managing Partner, and nothing leaves this office under our name until I have read it end to end and can stand behind every line.</w:t>
+      </w:r>
+    </w:p>
+    <w:p>
+      <w:pPr>
+        <w:pStyle w:val="Heading2"/>
+      </w:pPr>
+      <w:r>
+        <w:t>What we do</w:t>
       </w:r>
     </w:p>
     <w:p>
       <w:r>
-        <w:t>We are small by design. A lean firm keeps our attention on your problem instead of our overhead, and it means the people who sell the work are the people who do the work. You will not meet a partner at the proposal and a stranger at the kickoff.</w:t>
+        <w:t>Our work falls into three lines. We run operational reviews for owners who suspect their business could be tighter and want an outside read before they act. We do pricing studies for companies that have not looked hard at what they charge in years. And we provide post-acquisition integration support, standing with a buyer through the long stretch after a deal closes, when two companies have to become one without the day-to-day work grinding to a halt. What ties the three together is plain: clients call us when a decision is real and the cost of getting it wrong is high.</w:t>
+      </w:r>
+    </w:p>
+    <w:p>
+      <w:pPr>
+        <w:pStyle w:val="Heading2"/>
+      </w:pPr>
+      <w:r>
+        <w:t>Who we have worked with</w:t>
       </w:r>
     </w:p>
     <w:p>
       <w:r>
-        <w:t>Our work falls into three practice areas:</w:t>
-      </w:r>
-    </w:p>
-    <w:p>
-      <w:pPr>
-        <w:pStyle w:val="ListBullet"/>
-      </w:pPr>
-      <w:r>
-        <w:t>Operational reviews. We walk the floor, map the work, and tell you plainly where time and money are leaking out of the business.</w:t>
-      </w:r>
-    </w:p>
-    <w:p>
-      <w:pPr>
-        <w:pStyle w:val="ListBullet"/>
-      </w:pPr>
-      <w:r>
-        <w:t>Pricing studies. We test what your customers pay against what your products cost, and we recommend prices you can defend in the market.</w:t>
-      </w:r>
-    </w:p>
-    <w:p>
-      <w:pPr>
-        <w:pStyle w:val="ListBullet"/>
-      </w:pPr>
-      <w:r>
-        <w:t>Post-acquisition integration support. We help management teams combine two companies without losing the customers, or the people, who made the deal worth doing.</w:t>
+        <w:t>We have kept the client list short on purpose. Since 2019 the operating companies we have worked with include Johnson and Sons, Dean PLC, and Reeves, Miller and Thompson. Each dealt with the same firm from the first conversation onward: a senior team on the work, a plan they could hold in one hand, and a Managing Partner who read every page that carried our name before it reached them. That is the reason we would rather turn work away than take on more than we can do that way.</w:t>
       </w:r>
     </w:p>
     <w:p>
       <w:r>
-        <w:t>Our clients tend to come back, and most new work reaches us by referral. We are pleased to count Weaver-Reeves among the companies we have served, and we are glad to provide client references on request.</w:t>
-      </w:r>
-    </w:p>
-    <w:p>
-      <w:r>
-        <w:t>One more thing you should know about how we operate. Every page that leaves this firm carries the signature of our Managing Partner, Chad Miller. That is not ceremony. It means one person answers to you for the quality of the work, and you know his name.</w:t>
-      </w:r>
-    </w:p>
-    <w:p>
-      <w:r>
-        <w:t>If any of this sounds like a fit, write or call. We will put a partner on the phone, not a brochure in the mail.</w:t>
+        <w:t>That is the whole of it. We are not a large firm and have no plans to become one. If your company is facing a decision that would be easier with an experienced outside hand, I would be glad to talk it over.</w:t>
       </w:r>
     </w:p>
     <w:p/>
@@ -75,7 +57,7 @@
         <w:rPr>
           <w:b/>
         </w:rPr>
-        <w:t>Chad Miller</w:t>
+        <w:t>Daniel Jones</w:t>
       </w:r>
     </w:p>
     <w:p>
